--- a/Acoustics/Lab_3/Acoustics Lab Three Report.docx
+++ b/Acoustics/Lab_3/Acoustics Lab Three Report.docx
@@ -1264,6 +1264,7 @@
       </w:pPr>
       <w:r>
         <w:rPr>
+          <w:noProof/>
           <w:sz w:val="28"/>
           <w:szCs w:val="28"/>
         </w:rPr>
@@ -1700,14 +1701,7 @@
           <w:sz w:val="28"/>
           <w:szCs w:val="28"/>
         </w:rPr>
-        <w:t xml:space="preserve"> </w:t>
-      </w:r>
-      <w:r>
-        <w:rPr>
-          <w:sz w:val="28"/>
-          <w:szCs w:val="28"/>
-        </w:rPr>
-        <w:t>will come in handy</w:t>
+        <w:t xml:space="preserve"> will come in handy</w:t>
       </w:r>
       <w:r>
         <w:rPr>
@@ -2462,15 +2456,7 @@
                 <w:sz w:val="24"/>
                 <w:szCs w:val="24"/>
               </w:rPr>
-              <m:t>1.7</m:t>
-            </m:r>
-            <m:r>
-              <w:rPr>
-                <w:rFonts w:ascii="Cambria Math" w:hAnsi="Cambria Math"/>
-                <w:sz w:val="24"/>
-                <w:szCs w:val="24"/>
-              </w:rPr>
-              <m:t xml:space="preserve"> ±0.1</m:t>
+              <m:t>1.7 ±0.1</m:t>
             </m:r>
           </m:e>
         </m:d>
@@ -2650,15 +2636,7 @@
                 <w:sz w:val="24"/>
                 <w:szCs w:val="24"/>
               </w:rPr>
-              <m:t>L</m:t>
-            </m:r>
-            <m:r>
-              <w:rPr>
-                <w:rFonts w:ascii="Cambria Math" w:hAnsi="Cambria Math"/>
-                <w:sz w:val="24"/>
-                <w:szCs w:val="24"/>
-              </w:rPr>
-              <m:t>E</m:t>
+              <m:t>LE</m:t>
             </m:r>
           </m:sub>
         </m:sSub>
@@ -2668,63 +2646,7 @@
             <w:sz w:val="24"/>
             <w:szCs w:val="24"/>
           </w:rPr>
-          <m:t>=</m:t>
-        </m:r>
-        <m:r>
-          <w:rPr>
-            <w:rFonts w:ascii="Cambria Math" w:hAnsi="Cambria Math"/>
-            <w:sz w:val="24"/>
-            <w:szCs w:val="24"/>
-          </w:rPr>
-          <m:t>(</m:t>
-        </m:r>
-        <m:r>
-          <w:rPr>
-            <w:rFonts w:ascii="Cambria Math" w:hAnsi="Cambria Math"/>
-            <w:sz w:val="24"/>
-            <w:szCs w:val="24"/>
-          </w:rPr>
-          <m:t>6</m:t>
-        </m:r>
-        <m:r>
-          <w:rPr>
-            <w:rFonts w:ascii="Cambria Math" w:hAnsi="Cambria Math"/>
-            <w:sz w:val="24"/>
-            <w:szCs w:val="24"/>
-          </w:rPr>
-          <m:t>.</m:t>
-        </m:r>
-        <m:r>
-          <w:rPr>
-            <w:rFonts w:ascii="Cambria Math" w:hAnsi="Cambria Math"/>
-            <w:sz w:val="24"/>
-            <w:szCs w:val="24"/>
-          </w:rPr>
-          <m:t>5</m:t>
-        </m:r>
-        <m:r>
-          <w:rPr>
-            <w:rFonts w:ascii="Cambria Math" w:hAnsi="Cambria Math"/>
-            <w:sz w:val="24"/>
-            <w:szCs w:val="24"/>
-          </w:rPr>
-          <m:t xml:space="preserve"> ±</m:t>
-        </m:r>
-        <m:r>
-          <w:rPr>
-            <w:rFonts w:ascii="Cambria Math" w:hAnsi="Cambria Math"/>
-            <w:sz w:val="24"/>
-            <w:szCs w:val="24"/>
-          </w:rPr>
-          <m:t>0.1)</m:t>
-        </m:r>
-        <m:r>
-          <w:rPr>
-            <w:rFonts w:ascii="Cambria Math" w:hAnsi="Cambria Math"/>
-            <w:sz w:val="24"/>
-            <w:szCs w:val="24"/>
-          </w:rPr>
-          <m:t>×</m:t>
+          <m:t>=(6.5 ±0.1)×</m:t>
         </m:r>
         <m:sSup>
           <m:sSupPr>
@@ -2996,14 +2918,7 @@
           <w:sz w:val="24"/>
           <w:szCs w:val="24"/>
         </w:rPr>
-        <w:t>2</w:t>
-      </w:r>
-      <w:r>
-        <w:rPr>
-          <w:sz w:val="24"/>
-          <w:szCs w:val="24"/>
-        </w:rPr>
-        <w:t xml:space="preserve"> kg </w:t>
+        <w:t xml:space="preserve">2 kg </w:t>
       </w:r>
       <w:r>
         <w:rPr>
@@ -3017,21 +2932,7 @@
           <w:sz w:val="24"/>
           <w:szCs w:val="24"/>
         </w:rPr>
-        <w:t xml:space="preserve"> </w:t>
-      </w:r>
-      <w:r>
-        <w:rPr>
-          <w:sz w:val="24"/>
-          <w:szCs w:val="24"/>
-        </w:rPr>
-        <w:t>16.4</w:t>
-      </w:r>
-      <w:r>
-        <w:rPr>
-          <w:sz w:val="24"/>
-          <w:szCs w:val="24"/>
-        </w:rPr>
-        <w:t>N</w:t>
+        <w:t xml:space="preserve"> 16.4N</w:t>
       </w:r>
     </w:p>
     <w:p>
@@ -3053,14 +2954,7 @@
           <w:sz w:val="24"/>
           <w:szCs w:val="24"/>
         </w:rPr>
-        <w:t>3</w:t>
-      </w:r>
-      <w:r>
-        <w:rPr>
-          <w:sz w:val="24"/>
-          <w:szCs w:val="24"/>
-        </w:rPr>
-        <w:t xml:space="preserve"> kg </w:t>
+        <w:t xml:space="preserve">3 kg </w:t>
       </w:r>
       <w:r>
         <w:rPr>
@@ -3110,14 +3004,7 @@
           <w:sz w:val="24"/>
           <w:szCs w:val="24"/>
         </w:rPr>
-        <w:t>4</w:t>
-      </w:r>
-      <w:r>
-        <w:rPr>
-          <w:sz w:val="24"/>
-          <w:szCs w:val="24"/>
-        </w:rPr>
-        <w:t xml:space="preserve"> kg </w:t>
+        <w:t xml:space="preserve">4 kg </w:t>
       </w:r>
       <w:r>
         <w:rPr>
@@ -3167,14 +3054,7 @@
           <w:sz w:val="24"/>
           <w:szCs w:val="24"/>
         </w:rPr>
-        <w:t>5</w:t>
-      </w:r>
-      <w:r>
-        <w:rPr>
-          <w:sz w:val="24"/>
-          <w:szCs w:val="24"/>
-        </w:rPr>
-        <w:t xml:space="preserve"> kg </w:t>
+        <w:t xml:space="preserve">5 kg </w:t>
       </w:r>
       <w:r>
         <w:rPr>
@@ -3611,16 +3491,7 @@
                 <w:sz w:val="22"/>
                 <w:szCs w:val="22"/>
               </w:rPr>
-              <w:t>)</w:t>
-            </w:r>
-            <w:r>
-              <w:rPr>
-                <w:rFonts w:eastAsiaTheme="minorEastAsia"/>
-                <w:color w:val="auto"/>
-                <w:sz w:val="22"/>
-                <w:szCs w:val="22"/>
-              </w:rPr>
-              <w:t>–</w:t>
+              <w:t>)–</w:t>
             </w:r>
             <w:r>
               <w:rPr>
@@ -3638,16 +3509,7 @@
                 <w:sz w:val="22"/>
                 <w:szCs w:val="22"/>
               </w:rPr>
-              <w:t>k</w:t>
-            </w:r>
-            <w:r>
-              <w:rPr>
-                <w:rFonts w:eastAsiaTheme="minorEastAsia"/>
-                <w:color w:val="auto"/>
-                <w:sz w:val="22"/>
-                <w:szCs w:val="22"/>
-              </w:rPr>
-              <w:t>g</w:t>
+              <w:t>kg</w:t>
             </w:r>
           </w:p>
         </w:tc>
@@ -4987,17 +4849,24 @@
                 <w:sz w:val="22"/>
                 <w:szCs w:val="22"/>
               </w:rPr>
-              <w:t>Velocity-</w:t>
-            </w:r>
-            <w:r>
+              <w:t>Velocity-2kg</w:t>
+            </w:r>
+          </w:p>
+        </w:tc>
+        <w:tc>
+          <w:tcPr>
+            <w:tcW w:w="850" w:type="pct"/>
+          </w:tcPr>
+          <w:p>
+            <w:pPr>
+              <w:cnfStyle w:val="100000000000" w:firstRow="1" w:lastRow="0" w:firstColumn="0" w:lastColumn="0" w:oddVBand="0" w:evenVBand="0" w:oddHBand="0" w:evenHBand="0" w:firstRowFirstColumn="0" w:firstRowLastColumn="0" w:lastRowFirstColumn="0" w:lastRowLastColumn="0"/>
               <w:rPr>
                 <w:rFonts w:asciiTheme="minorHAnsi" w:eastAsiaTheme="minorEastAsia" w:hAnsiTheme="minorHAnsi" w:cstheme="minorBidi"/>
                 <w:color w:val="auto"/>
                 <w:sz w:val="22"/>
                 <w:szCs w:val="22"/>
               </w:rPr>
-              <w:t>2</w:t>
-            </w:r>
+            </w:pPr>
             <w:r>
               <w:rPr>
                 <w:rFonts w:asciiTheme="minorHAnsi" w:eastAsiaTheme="minorEastAsia" w:hAnsiTheme="minorHAnsi" w:cstheme="minorBidi"/>
@@ -5005,13 +4874,13 @@
                 <w:sz w:val="22"/>
                 <w:szCs w:val="22"/>
               </w:rPr>
-              <w:t>kg</w:t>
-            </w:r>
-          </w:p>
-        </w:tc>
-        <w:tc>
-          <w:tcPr>
-            <w:tcW w:w="850" w:type="pct"/>
+              <w:t>Velocity-3kg</w:t>
+            </w:r>
+          </w:p>
+        </w:tc>
+        <w:tc>
+          <w:tcPr>
+            <w:tcW w:w="851" w:type="pct"/>
           </w:tcPr>
           <w:p>
             <w:pPr>
@@ -5030,17 +4899,24 @@
                 <w:sz w:val="22"/>
                 <w:szCs w:val="22"/>
               </w:rPr>
-              <w:t>Velocity-</w:t>
-            </w:r>
-            <w:r>
+              <w:t>Velocity-4kg</w:t>
+            </w:r>
+          </w:p>
+        </w:tc>
+        <w:tc>
+          <w:tcPr>
+            <w:tcW w:w="783" w:type="pct"/>
+          </w:tcPr>
+          <w:p>
+            <w:pPr>
+              <w:cnfStyle w:val="100000000000" w:firstRow="1" w:lastRow="0" w:firstColumn="0" w:lastColumn="0" w:oddVBand="0" w:evenVBand="0" w:oddHBand="0" w:evenHBand="0" w:firstRowFirstColumn="0" w:firstRowLastColumn="0" w:lastRowFirstColumn="0" w:lastRowLastColumn="0"/>
               <w:rPr>
                 <w:rFonts w:asciiTheme="minorHAnsi" w:eastAsiaTheme="minorEastAsia" w:hAnsiTheme="minorHAnsi" w:cstheme="minorBidi"/>
                 <w:color w:val="auto"/>
                 <w:sz w:val="22"/>
                 <w:szCs w:val="22"/>
               </w:rPr>
-              <w:t>3k</w:t>
-            </w:r>
+            </w:pPr>
             <w:r>
               <w:rPr>
                 <w:rFonts w:asciiTheme="minorHAnsi" w:eastAsiaTheme="minorEastAsia" w:hAnsiTheme="minorHAnsi" w:cstheme="minorBidi"/>
@@ -5048,93 +4924,7 @@
                 <w:sz w:val="22"/>
                 <w:szCs w:val="22"/>
               </w:rPr>
-              <w:t>g</w:t>
-            </w:r>
-          </w:p>
-        </w:tc>
-        <w:tc>
-          <w:tcPr>
-            <w:tcW w:w="851" w:type="pct"/>
-          </w:tcPr>
-          <w:p>
-            <w:pPr>
-              <w:cnfStyle w:val="100000000000" w:firstRow="1" w:lastRow="0" w:firstColumn="0" w:lastColumn="0" w:oddVBand="0" w:evenVBand="0" w:oddHBand="0" w:evenHBand="0" w:firstRowFirstColumn="0" w:firstRowLastColumn="0" w:lastRowFirstColumn="0" w:lastRowLastColumn="0"/>
-              <w:rPr>
-                <w:rFonts w:asciiTheme="minorHAnsi" w:eastAsiaTheme="minorEastAsia" w:hAnsiTheme="minorHAnsi" w:cstheme="minorBidi"/>
-                <w:color w:val="auto"/>
-                <w:sz w:val="22"/>
-                <w:szCs w:val="22"/>
-              </w:rPr>
-            </w:pPr>
-            <w:r>
-              <w:rPr>
-                <w:rFonts w:asciiTheme="minorHAnsi" w:eastAsiaTheme="minorEastAsia" w:hAnsiTheme="minorHAnsi" w:cstheme="minorBidi"/>
-                <w:color w:val="auto"/>
-                <w:sz w:val="22"/>
-                <w:szCs w:val="22"/>
-              </w:rPr>
-              <w:t>Velocity-</w:t>
-            </w:r>
-            <w:r>
-              <w:rPr>
-                <w:rFonts w:asciiTheme="minorHAnsi" w:eastAsiaTheme="minorEastAsia" w:hAnsiTheme="minorHAnsi" w:cstheme="minorBidi"/>
-                <w:color w:val="auto"/>
-                <w:sz w:val="22"/>
-                <w:szCs w:val="22"/>
-              </w:rPr>
-              <w:t>4</w:t>
-            </w:r>
-            <w:r>
-              <w:rPr>
-                <w:rFonts w:asciiTheme="minorHAnsi" w:eastAsiaTheme="minorEastAsia" w:hAnsiTheme="minorHAnsi" w:cstheme="minorBidi"/>
-                <w:color w:val="auto"/>
-                <w:sz w:val="22"/>
-                <w:szCs w:val="22"/>
-              </w:rPr>
-              <w:t>kg</w:t>
-            </w:r>
-          </w:p>
-        </w:tc>
-        <w:tc>
-          <w:tcPr>
-            <w:tcW w:w="783" w:type="pct"/>
-          </w:tcPr>
-          <w:p>
-            <w:pPr>
-              <w:cnfStyle w:val="100000000000" w:firstRow="1" w:lastRow="0" w:firstColumn="0" w:lastColumn="0" w:oddVBand="0" w:evenVBand="0" w:oddHBand="0" w:evenHBand="0" w:firstRowFirstColumn="0" w:firstRowLastColumn="0" w:lastRowFirstColumn="0" w:lastRowLastColumn="0"/>
-              <w:rPr>
-                <w:rFonts w:asciiTheme="minorHAnsi" w:eastAsiaTheme="minorEastAsia" w:hAnsiTheme="minorHAnsi" w:cstheme="minorBidi"/>
-                <w:color w:val="auto"/>
-                <w:sz w:val="22"/>
-                <w:szCs w:val="22"/>
-              </w:rPr>
-            </w:pPr>
-            <w:r>
-              <w:rPr>
-                <w:rFonts w:asciiTheme="minorHAnsi" w:eastAsiaTheme="minorEastAsia" w:hAnsiTheme="minorHAnsi" w:cstheme="minorBidi"/>
-                <w:color w:val="auto"/>
-                <w:sz w:val="22"/>
-                <w:szCs w:val="22"/>
-              </w:rPr>
-              <w:t>Velocity-</w:t>
-            </w:r>
-            <w:r>
-              <w:rPr>
-                <w:rFonts w:asciiTheme="minorHAnsi" w:eastAsiaTheme="minorEastAsia" w:hAnsiTheme="minorHAnsi" w:cstheme="minorBidi"/>
-                <w:color w:val="auto"/>
-                <w:sz w:val="22"/>
-                <w:szCs w:val="22"/>
-              </w:rPr>
-              <w:t>5</w:t>
-            </w:r>
-            <w:r>
-              <w:rPr>
-                <w:rFonts w:asciiTheme="minorHAnsi" w:eastAsiaTheme="minorEastAsia" w:hAnsiTheme="minorHAnsi" w:cstheme="minorBidi"/>
-                <w:color w:val="auto"/>
-                <w:sz w:val="22"/>
-                <w:szCs w:val="22"/>
-              </w:rPr>
-              <w:t>kg</w:t>
+              <w:t>Velocity-5kg</w:t>
             </w:r>
           </w:p>
         </w:tc>
@@ -5617,15 +5407,7 @@
           <w:u w:val="single"/>
         </w:rPr>
         <w:lastRenderedPageBreak/>
-        <w:t>Low E</w:t>
-      </w:r>
-      <w:r>
-        <w:rPr>
-          <w:sz w:val="36"/>
-          <w:szCs w:val="36"/>
-          <w:u w:val="single"/>
-        </w:rPr>
-        <w:t>-String Trials:</w:t>
+        <w:t>Low E-String Trials:</w:t>
       </w:r>
     </w:p>
     <w:p>
@@ -7617,195 +7399,160 @@
           <w:u w:val="single"/>
         </w:rPr>
         <w:lastRenderedPageBreak/>
-        <w:t xml:space="preserve"> Data Plotting</w:t>
-      </w:r>
-      <w:r>
+        <w:t xml:space="preserve"> Data Plotting:</w:t>
+      </w:r>
+    </w:p>
+    <w:p>
+      <w:pPr>
+        <w:pStyle w:val="ListParagraph"/>
+        <w:spacing w:line="360" w:lineRule="auto"/>
+        <w:ind w:left="1440"/>
+        <w:jc w:val="both"/>
+        <w:rPr>
+          <w:sz w:val="28"/>
+          <w:szCs w:val="28"/>
+        </w:rPr>
+      </w:pPr>
+    </w:p>
+    <w:p>
+      <w:pPr>
+        <w:spacing w:line="360" w:lineRule="auto"/>
+        <w:ind w:left="360"/>
+        <w:jc w:val="both"/>
+        <w:rPr>
+          <w:sz w:val="24"/>
+          <w:szCs w:val="24"/>
+        </w:rPr>
+      </w:pPr>
+      <w:r>
+        <w:rPr>
+          <w:sz w:val="24"/>
+          <w:szCs w:val="24"/>
+        </w:rPr>
+        <w:t xml:space="preserve">These plots were done by </w:t>
+      </w:r>
+      <w:r>
+        <w:rPr>
+          <w:sz w:val="24"/>
+          <w:szCs w:val="24"/>
+        </w:rPr>
+        <w:t xml:space="preserve">typing my data into .csv files. Then I told CoPilot what plots and information I wanted. Once it was </w:t>
+      </w:r>
+      <w:proofErr w:type="gramStart"/>
+      <w:r>
+        <w:rPr>
+          <w:sz w:val="24"/>
+          <w:szCs w:val="24"/>
+        </w:rPr>
+        <w:t>done</w:t>
+      </w:r>
+      <w:proofErr w:type="gramEnd"/>
+      <w:r>
+        <w:rPr>
+          <w:sz w:val="24"/>
+          <w:szCs w:val="24"/>
+        </w:rPr>
+        <w:t xml:space="preserve"> </w:t>
+      </w:r>
+      <w:r>
+        <w:rPr>
+          <w:sz w:val="24"/>
+          <w:szCs w:val="24"/>
+        </w:rPr>
+        <w:t xml:space="preserve">I got very </w:t>
+      </w:r>
+      <w:proofErr w:type="gramStart"/>
+      <w:r>
+        <w:rPr>
+          <w:sz w:val="24"/>
+          <w:szCs w:val="24"/>
+        </w:rPr>
+        <w:t>good looking</w:t>
+      </w:r>
+      <w:proofErr w:type="gramEnd"/>
+      <w:r>
+        <w:rPr>
+          <w:sz w:val="24"/>
+          <w:szCs w:val="24"/>
+        </w:rPr>
+        <w:t xml:space="preserve"> graphs that clearly display the data that we collected. </w:t>
+      </w:r>
+      <w:r>
+        <w:rPr>
+          <w:sz w:val="24"/>
+          <w:szCs w:val="24"/>
+        </w:rPr>
+        <w:t xml:space="preserve">The first graph </w:t>
+      </w:r>
+      <w:r>
+        <w:rPr>
+          <w:sz w:val="24"/>
+          <w:szCs w:val="24"/>
+        </w:rPr>
+        <w:t xml:space="preserve">displays the tension </w:t>
+      </w:r>
+      <w:r>
+        <w:rPr>
+          <w:sz w:val="24"/>
+          <w:szCs w:val="24"/>
+        </w:rPr>
+        <w:t xml:space="preserve">vs velocity squared for the D-String. The second graph displays the tension vs velocity squared for the Low E-String. The third graph </w:t>
+      </w:r>
+      <w:r>
+        <w:rPr>
+          <w:sz w:val="24"/>
+          <w:szCs w:val="24"/>
+        </w:rPr>
+        <w:t>is something I just wanted to visualize</w:t>
+      </w:r>
+      <w:r>
+        <w:rPr>
+          <w:sz w:val="24"/>
+          <w:szCs w:val="24"/>
+        </w:rPr>
+        <w:t xml:space="preserve">. It is a plot of the velocity vs hanging mass for both strings. </w:t>
+      </w:r>
+    </w:p>
+    <w:p>
+      <w:pPr>
+        <w:spacing w:line="360" w:lineRule="auto"/>
+        <w:ind w:left="360"/>
+        <w:jc w:val="both"/>
+        <w:rPr>
+          <w:sz w:val="24"/>
+          <w:szCs w:val="24"/>
+        </w:rPr>
+      </w:pPr>
+    </w:p>
+    <w:p>
+      <w:pPr>
+        <w:spacing w:line="360" w:lineRule="auto"/>
+        <w:ind w:left="360"/>
         <w:rPr>
           <w:sz w:val="36"/>
           <w:szCs w:val="36"/>
-          <w:u w:val="single"/>
-        </w:rPr>
-        <w:t>:</w:t>
-      </w:r>
-    </w:p>
-    <w:p>
-      <w:pPr>
-        <w:pStyle w:val="ListParagraph"/>
-        <w:spacing w:line="360" w:lineRule="auto"/>
-        <w:ind w:left="1440"/>
-        <w:jc w:val="both"/>
-        <w:rPr>
-          <w:sz w:val="28"/>
-          <w:szCs w:val="28"/>
-        </w:rPr>
-      </w:pPr>
-    </w:p>
-    <w:p>
-      <w:pPr>
-        <w:spacing w:line="360" w:lineRule="auto"/>
-        <w:ind w:left="360"/>
-        <w:jc w:val="both"/>
-        <w:rPr>
-          <w:sz w:val="24"/>
-          <w:szCs w:val="24"/>
-        </w:rPr>
-      </w:pPr>
-      <w:r>
-        <w:rPr>
-          <w:sz w:val="24"/>
-          <w:szCs w:val="24"/>
-        </w:rPr>
-        <w:t xml:space="preserve">These plots were done by </w:t>
-      </w:r>
-      <w:r>
-        <w:rPr>
-          <w:sz w:val="24"/>
-          <w:szCs w:val="24"/>
-        </w:rPr>
-        <w:t xml:space="preserve">typing my data into .csv files. Then I told CoPilot what plots and information I wanted. Once it was </w:t>
-      </w:r>
-      <w:proofErr w:type="gramStart"/>
-      <w:r>
-        <w:rPr>
-          <w:sz w:val="24"/>
-          <w:szCs w:val="24"/>
-        </w:rPr>
-        <w:t>done</w:t>
-      </w:r>
-      <w:proofErr w:type="gramEnd"/>
-      <w:r>
-        <w:rPr>
-          <w:sz w:val="24"/>
-          <w:szCs w:val="24"/>
-        </w:rPr>
-        <w:t xml:space="preserve"> </w:t>
-      </w:r>
-      <w:r>
-        <w:rPr>
-          <w:sz w:val="24"/>
-          <w:szCs w:val="24"/>
-        </w:rPr>
-        <w:t xml:space="preserve">I got very </w:t>
-      </w:r>
-      <w:proofErr w:type="gramStart"/>
-      <w:r>
-        <w:rPr>
-          <w:sz w:val="24"/>
-          <w:szCs w:val="24"/>
-        </w:rPr>
-        <w:t>good looking</w:t>
-      </w:r>
-      <w:proofErr w:type="gramEnd"/>
-      <w:r>
-        <w:rPr>
-          <w:sz w:val="24"/>
-          <w:szCs w:val="24"/>
-        </w:rPr>
-        <w:t xml:space="preserve"> graphs that clearly display the data that we collected. </w:t>
-      </w:r>
-      <w:r>
-        <w:rPr>
-          <w:sz w:val="24"/>
-          <w:szCs w:val="24"/>
-        </w:rPr>
-        <w:t xml:space="preserve">The first graph </w:t>
-      </w:r>
-      <w:r>
-        <w:rPr>
-          <w:sz w:val="24"/>
-          <w:szCs w:val="24"/>
-        </w:rPr>
-        <w:t xml:space="preserve">displays the tension </w:t>
-      </w:r>
-      <w:r>
-        <w:rPr>
-          <w:sz w:val="24"/>
-          <w:szCs w:val="24"/>
-        </w:rPr>
-        <w:t xml:space="preserve">vs velocity squared for the D-String. The second graph displays the </w:t>
-      </w:r>
-      <w:r>
-        <w:rPr>
-          <w:sz w:val="24"/>
-          <w:szCs w:val="24"/>
-        </w:rPr>
-        <w:t xml:space="preserve">tension vs velocity squared for the </w:t>
-      </w:r>
-      <w:r>
-        <w:rPr>
-          <w:sz w:val="24"/>
-          <w:szCs w:val="24"/>
-        </w:rPr>
-        <w:t>Low E</w:t>
-      </w:r>
-      <w:r>
-        <w:rPr>
-          <w:sz w:val="24"/>
-          <w:szCs w:val="24"/>
-        </w:rPr>
-        <w:t>-String</w:t>
-      </w:r>
-      <w:r>
-        <w:rPr>
-          <w:sz w:val="24"/>
-          <w:szCs w:val="24"/>
-        </w:rPr>
-        <w:t xml:space="preserve">. The third graph </w:t>
-      </w:r>
-      <w:r>
-        <w:rPr>
-          <w:sz w:val="24"/>
-          <w:szCs w:val="24"/>
-        </w:rPr>
-        <w:t>is something I just wanted to visualize</w:t>
-      </w:r>
-      <w:r>
-        <w:rPr>
-          <w:sz w:val="24"/>
-          <w:szCs w:val="24"/>
-        </w:rPr>
-        <w:t xml:space="preserve">. It is a plot of the velocity vs hanging mass for both strings. </w:t>
-      </w:r>
-    </w:p>
-    <w:p>
-      <w:pPr>
-        <w:spacing w:line="360" w:lineRule="auto"/>
-        <w:ind w:left="360"/>
-        <w:jc w:val="both"/>
-        <w:rPr>
-          <w:sz w:val="24"/>
-          <w:szCs w:val="24"/>
-        </w:rPr>
-      </w:pPr>
-    </w:p>
-    <w:p>
-      <w:pPr>
-        <w:spacing w:line="360" w:lineRule="auto"/>
-        <w:ind w:left="360"/>
+        </w:rPr>
+      </w:pPr>
+      <w:r>
         <w:rPr>
           <w:sz w:val="36"/>
           <w:szCs w:val="36"/>
         </w:rPr>
-      </w:pPr>
-      <w:r>
+        <w:t xml:space="preserve">Graph 1: </w:t>
+      </w:r>
+    </w:p>
+    <w:p>
+      <w:pPr>
+        <w:spacing w:line="360" w:lineRule="auto"/>
+        <w:ind w:left="360"/>
         <w:rPr>
           <w:sz w:val="36"/>
           <w:szCs w:val="36"/>
         </w:rPr>
-        <w:t xml:space="preserve">Graph 1: </w:t>
-      </w:r>
-    </w:p>
-    <w:p>
-      <w:pPr>
-        <w:spacing w:line="360" w:lineRule="auto"/>
-        <w:ind w:left="360"/>
-        <w:rPr>
-          <w:sz w:val="36"/>
-          <w:szCs w:val="36"/>
-        </w:rPr>
-      </w:pPr>
-      <w:r>
-        <w:rPr>
+      </w:pPr>
+      <w:r>
+        <w:rPr>
+          <w:noProof/>
           <w:sz w:val="36"/>
           <w:szCs w:val="36"/>
         </w:rPr>
@@ -7885,6 +7632,7 @@
       </w:pPr>
       <w:r>
         <w:rPr>
+          <w:noProof/>
           <w:sz w:val="36"/>
           <w:szCs w:val="36"/>
         </w:rPr>
@@ -8034,6 +7782,7 @@
       </w:pPr>
       <w:r>
         <w:rPr>
+          <w:noProof/>
           <w:sz w:val="36"/>
           <w:szCs w:val="36"/>
         </w:rPr>
@@ -8389,25 +8138,7 @@
                         <w:sz w:val="24"/>
                         <w:szCs w:val="24"/>
                       </w:rPr>
-                      <m:t>554.0</m:t>
-                    </m:r>
-                    <m:r>
-                      <w:rPr>
-                        <w:rFonts w:ascii="Cambria Math" w:eastAsiaTheme="minorEastAsia" w:hAnsi="Cambria Math" w:cstheme="minorBidi"/>
-                        <w:color w:val="auto"/>
-                        <w:sz w:val="24"/>
-                        <w:szCs w:val="24"/>
-                      </w:rPr>
-                      <m:t>±</m:t>
-                    </m:r>
-                    <m:r>
-                      <w:rPr>
-                        <w:rFonts w:ascii="Cambria Math" w:eastAsiaTheme="minorEastAsia" w:hAnsi="Cambria Math" w:cstheme="minorBidi"/>
-                        <w:color w:val="auto"/>
-                        <w:sz w:val="24"/>
-                        <w:szCs w:val="24"/>
-                      </w:rPr>
-                      <m:t>11.1</m:t>
+                      <m:t>554.0±11.1</m:t>
                     </m:r>
                   </m:e>
                 </m:d>
@@ -8616,34 +8347,7 @@
                         <w:sz w:val="24"/>
                         <w:szCs w:val="24"/>
                       </w:rPr>
-                      <m:t>1</m:t>
-                    </m:r>
-                    <m:r>
-                      <w:rPr>
-                        <w:rFonts w:ascii="Cambria Math" w:eastAsiaTheme="minorEastAsia" w:hAnsi="Cambria Math" w:cstheme="minorBidi"/>
-                        <w:color w:val="auto"/>
-                        <w:sz w:val="24"/>
-                        <w:szCs w:val="24"/>
-                      </w:rPr>
-                      <m:t>70.0</m:t>
-                    </m:r>
-                    <m:r>
-                      <w:rPr>
-                        <w:rFonts w:ascii="Cambria Math" w:eastAsiaTheme="minorEastAsia" w:hAnsi="Cambria Math" w:cstheme="minorBidi"/>
-                        <w:color w:val="auto"/>
-                        <w:sz w:val="24"/>
-                        <w:szCs w:val="24"/>
-                      </w:rPr>
-                      <m:t>±</m:t>
-                    </m:r>
-                    <m:r>
-                      <w:rPr>
-                        <w:rFonts w:ascii="Cambria Math" w:eastAsiaTheme="minorEastAsia" w:hAnsi="Cambria Math" w:cstheme="minorBidi"/>
-                        <w:color w:val="auto"/>
-                        <w:sz w:val="24"/>
-                        <w:szCs w:val="24"/>
-                      </w:rPr>
-                      <m:t>10</m:t>
+                      <m:t>170.0±10</m:t>
                     </m:r>
                   </m:e>
                 </m:d>
@@ -8730,25 +8434,7 @@
                         <w:sz w:val="24"/>
                         <w:szCs w:val="24"/>
                       </w:rPr>
-                      <m:t>650</m:t>
-                    </m:r>
-                    <m:r>
-                      <w:rPr>
-                        <w:rFonts w:ascii="Cambria Math" w:eastAsiaTheme="minorEastAsia" w:hAnsi="Cambria Math" w:cstheme="minorBidi"/>
-                        <w:color w:val="auto"/>
-                        <w:sz w:val="24"/>
-                        <w:szCs w:val="24"/>
-                      </w:rPr>
-                      <m:t>±</m:t>
-                    </m:r>
-                    <m:r>
-                      <w:rPr>
-                        <w:rFonts w:ascii="Cambria Math" w:eastAsiaTheme="minorEastAsia" w:hAnsi="Cambria Math" w:cstheme="minorBidi"/>
-                        <w:color w:val="auto"/>
-                        <w:sz w:val="24"/>
-                        <w:szCs w:val="24"/>
-                      </w:rPr>
-                      <m:t>10</m:t>
+                      <m:t>650±10</m:t>
                     </m:r>
                   </m:e>
                 </m:d>
@@ -9353,6 +9039,7 @@
       </w:pPr>
       <w:r>
         <w:rPr>
+          <w:noProof/>
           <w:sz w:val="24"/>
           <w:szCs w:val="24"/>
         </w:rPr>
@@ -12138,6 +11825,7 @@
   <w:style w:type="character" w:default="1" w:styleId="DefaultParagraphFont">
     <w:name w:val="Default Paragraph Font"/>
     <w:uiPriority w:val="1"/>
+    <w:semiHidden/>
     <w:unhideWhenUsed/>
   </w:style>
   <w:style w:type="table" w:default="1" w:styleId="TableNormal">

--- a/Acoustics/Lab_3/Acoustics Lab Three Report.docx
+++ b/Acoustics/Lab_3/Acoustics Lab Three Report.docx
@@ -2496,7 +2496,15 @@
                 <w:sz w:val="24"/>
                 <w:szCs w:val="24"/>
               </w:rPr>
-              <m:t>-3</m:t>
+              <m:t>-</m:t>
+            </m:r>
+            <m:r>
+              <w:rPr>
+                <w:rFonts w:ascii="Cambria Math" w:hAnsi="Cambria Math"/>
+                <w:sz w:val="24"/>
+                <w:szCs w:val="24"/>
+              </w:rPr>
+              <m:t>3</m:t>
             </m:r>
           </m:sup>
         </m:sSup>
@@ -2676,7 +2684,15 @@
                 <w:sz w:val="24"/>
                 <w:szCs w:val="24"/>
               </w:rPr>
-              <m:t>-3</m:t>
+              <m:t>-</m:t>
+            </m:r>
+            <m:r>
+              <w:rPr>
+                <w:rFonts w:ascii="Cambria Math" w:hAnsi="Cambria Math"/>
+                <w:sz w:val="24"/>
+                <w:szCs w:val="24"/>
+              </w:rPr>
+              <m:t>3</m:t>
             </m:r>
           </m:sup>
         </m:sSup>
@@ -8095,7 +8111,16 @@
                         <w:sz w:val="24"/>
                         <w:szCs w:val="24"/>
                       </w:rPr>
-                      <m:t>-5</m:t>
+                      <m:t>-</m:t>
+                    </m:r>
+                    <m:r>
+                      <w:rPr>
+                        <w:rFonts w:ascii="Cambria Math" w:eastAsiaTheme="minorEastAsia" w:hAnsi="Cambria Math" w:cstheme="minorBidi"/>
+                        <w:color w:val="auto"/>
+                        <w:sz w:val="24"/>
+                        <w:szCs w:val="24"/>
+                      </w:rPr>
+                      <m:t>5</m:t>
                     </m:r>
                   </m:sup>
                 </m:sSup>
@@ -8182,7 +8207,16 @@
                         <w:sz w:val="24"/>
                         <w:szCs w:val="24"/>
                       </w:rPr>
-                      <m:t>-5</m:t>
+                      <m:t>-</m:t>
+                    </m:r>
+                    <m:r>
+                      <w:rPr>
+                        <w:rFonts w:ascii="Cambria Math" w:eastAsiaTheme="minorEastAsia" w:hAnsi="Cambria Math" w:cstheme="minorBidi"/>
+                        <w:color w:val="auto"/>
+                        <w:sz w:val="24"/>
+                        <w:szCs w:val="24"/>
+                      </w:rPr>
+                      <m:t>5</m:t>
                     </m:r>
                   </m:sup>
                 </m:sSup>
@@ -8391,7 +8425,16 @@
                         <w:sz w:val="24"/>
                         <w:szCs w:val="24"/>
                       </w:rPr>
-                      <m:t>-5</m:t>
+                      <m:t>-</m:t>
+                    </m:r>
+                    <m:r>
+                      <w:rPr>
+                        <w:rFonts w:ascii="Cambria Math" w:eastAsiaTheme="minorEastAsia" w:hAnsi="Cambria Math" w:cstheme="minorBidi"/>
+                        <w:color w:val="auto"/>
+                        <w:sz w:val="24"/>
+                        <w:szCs w:val="24"/>
+                      </w:rPr>
+                      <m:t>5</m:t>
                     </m:r>
                   </m:sup>
                 </m:sSup>
@@ -8478,7 +8521,16 @@
                         <w:sz w:val="24"/>
                         <w:szCs w:val="24"/>
                       </w:rPr>
-                      <m:t>-5</m:t>
+                      <m:t>-</m:t>
+                    </m:r>
+                    <m:r>
+                      <w:rPr>
+                        <w:rFonts w:ascii="Cambria Math" w:eastAsiaTheme="minorEastAsia" w:hAnsi="Cambria Math" w:cstheme="minorBidi"/>
+                        <w:color w:val="auto"/>
+                        <w:sz w:val="24"/>
+                        <w:szCs w:val="24"/>
+                      </w:rPr>
+                      <m:t>5</m:t>
                     </m:r>
                   </m:sup>
                 </m:sSup>
